--- a/LD-04_服务层与接口详细设计.docx
+++ b/LD-04_服务层与接口详细设计.docx
@@ -218,6 +218,21 @@
       </w:r>
     </w:p>
     <w:p/>
+    <w:p>
+      <w:pPr>
+        <w:spacing w:before="0" w:after="1000"/>
+        <w:jc w:val="center"/>
+      </w:pPr>
+      <w:r>
+        <w:rPr>
+          <w:rFonts w:ascii="微软雅黑" w:hAnsi="微软雅黑" w:eastAsia="微软雅黑"/>
+          <w:b w:val="0"/>
+          <w:color w:val="4B5563"/>
+          <w:sz w:val="23"/>
+        </w:rPr>
+        <w:t>服务层生成的每一条访问分区表的查询，凡带时间范围，必须同时带 date_key 条件。分区按 date_key 切分，只按时间列过滤时规划器裁不掉任何分区。用户给出的时间范围由服务层同时翻译为 date_key 范围与时间列范围，翻译使用 LD-02 第 6 章的归日时区规则；两者在零点附近不一致的后果是静默漏行（LD-02 12.2 · DD-78）。本条同样适用于第 4 章的记录检索。</w:t>
+      </w:r>
+    </w:p>
     <w:p>
       <w:pPr>
         <w:pStyle w:val="Heading2"/>

--- a/LD-04_服务层与接口详细设计.docx
+++ b/LD-04_服务层与接口详细设计.docx
@@ -230,7 +230,7 @@
           <w:color w:val="4B5563"/>
           <w:sz w:val="23"/>
         </w:rPr>
-        <w:t>服务层生成的每一条访问分区表的查询，凡带时间范围，必须同时带 date_key 条件。分区按 date_key 切分，只按时间列过滤时规划器裁不掉任何分区。用户给出的时间范围由服务层同时翻译为 date_key 范围与时间列范围，翻译使用 LD-02 第 6 章的归日时区规则；两者在零点附近不一致的后果是静默漏行（LD-02 12.2 · DD-78）。本条同样适用于第 4 章的记录检索。</w:t>
+        <w:t>分区条件按指标或检索的归日依据推导，不一刀切（DD-79，更正 DD-78 第三条）。发生日语义——发生类指标、按发生时间的记录检索——同时带 date_key 范围与时间列范围，前者裁剪分区，后者在分区内走索引。关闭日语义——结案类指标、按关闭时间的检索——不得加 date_key 下界：一张单据可以开很久，发生日下界无从得知，加了即静默漏掉跨期关闭的单据；只允许加安全上界 date_key &lt;= 结束日（发生不可能晚于关闭），由 closed_date_key 索引定位。结案类指标的查询 API 走按关闭日聚合的 mart，不直接扫 core。每个指标属哪一类以 LD-03 的分类与指标注册表为准，服务层不自行判断。归日翻译使用 LD-02 第 6 章的时区规则。本条同样适用于第 4 章的记录检索。</w:t>
       </w:r>
     </w:p>
     <w:p>
@@ -244,7 +244,13 @@
     <w:p>
       <w:pPr/>
       <w:r>
-        <w:t>缓存键由指标、维度、过滤条件、时间范围、口径版本、封账状态，加上调用者的完整权限上下文共同构成。权限上下文包括角色、字段可见性白名单的指纹，以及部门行过滤的取值。</w:t>
+        <w:t>缓存键由指标、维度、过滤条件、时间范围、口径版本、数据发布序号，加上调用者的完整权限上下文共同构成。权限上下文包括角色、字段可见性白名单的指纹，以及部门行过滤的取值。</w:t>
+      </w:r>
+    </w:p>
+    <w:p>
+      <w:pPr/>
+      <w:r>
+        <w:t>口径版本与数据发布序号是两件事（DD-81）。口径版本标识算法；数据发布序号标识数据——mart 每发布一次（夜间构建或封账后的修正发布）序号加一。封账数据经迟到修正后生成 close_version 加一的行，口径版本与「是否封账」都不变，若缓存键只含这两项，同一查询会一直命中修正前的结果。纳入发布序号后，修正一经发布，旧缓存全部自然失效，无需逐条清除。按日期范围精细失效可以提高命中率，但须维护「哪次发布影响了哪些日期」，夜间一次发布的节奏下不值得，先用全局序号。</w:t>
       </w:r>
     </w:p>
     <w:p>
@@ -271,6 +277,12 @@
       <w:pPr/>
       <w:r>
         <w:t>每一个响应都携带四个元字段，它们不是调试信息，是数据本身的一部分。对外调用方（IF-33）同样收到，因为口径声明对机器调用方比对人更重要——人还会看报表脚注，机器不会。</w:t>
+      </w:r>
+    </w:p>
+    <w:p>
+      <w:pPr/>
+      <w:r>
+        <w:t>查询可指定数据版本：latest（默认，含全部修正）、as_closed（原封账版，不含封账后的修正）、或指定某一 close_version。响应元字段中的版本声明同时写明所用的数据发布序号与 close_version。打印或导出的报表因此能写明自己用的是哪一版，「去年那张报表今年原样重出」才兑现得了（DD-81 · DD-08 · DD-12）。</w:t>
       </w:r>
     </w:p>
     <w:p/>
@@ -2969,7 +2981,7 @@
               <w:rPr>
                 <w:b w:val="0"/>
               </w:rPr>
-              <w:t>受字段可见性矩阵与部门行过滤约束——受控 SQL 绕过的是指标语义层，不是权限层。这两件事必须分清。</w:t>
+              <w:t>全库只读：获授后可见分析副本上的全部业务数据，包括敏感字段；不再按字段可见性矩阵与部门行过滤限制。理由：用户自写的 SQL 无法由服务层拼入过滤条件。授权名单由 MOI 以行政管理手段控制，本方在数据分类政策输入稿中明示该风险（DD-80 · LD-07 第 5 章）。只读、仅走分析副本、超时与结果集上限等技术护栏照旧保留。</w:t>
             </w:r>
           </w:p>
         </w:tc>
